--- a/ibm4212/files/Team_Teaching_Brief.docx
+++ b/ibm4212/files/Team_Teaching_Brief.docx
@@ -29,7 +29,7 @@
         <w:t>Round 1 (your case week):</w:t>
       </w:r>
       <w:r>
-        <w:t xml:space="preserve"> you go through the cycle as a student — tutor session, submission, my discussion recording, the Monday debrief — and two days later you teach the class something none of that covered. </w:t>
+        <w:t xml:space="preserve"> you go through the cycle as a student — tutor session, submission, the Monday live debrief — and two days later you teach the class something none of that covered. </w:t>
       </w:r>
       <w:r>
         <w:rPr>
@@ -647,10 +647,10 @@
         <w:rPr>
           <w:b/>
         </w:rPr>
-        <w:t>Your benchmark is my case discussion recording — and your job is to beat it.</w:t>
+        <w:t>Your benchmark is my Monday live debrief of your case, and your job is to beat it.</w:t>
       </w:r>
       <w:r>
-        <w:t xml:space="preserve"> By the time you present, everyone in the class has done your case, watched my recording (it unlocked Sunday), and sat through Monday's debrief. Every team gets this same setup, so the bar is identical whether you present in September or November. Re-teaching what the room already knows scores low by design; what's graded is the delta.</w:t>
+        <w:t xml:space="preserve"> By the time you present, everyone in the class has done your case and sat through that debrief. Every team gets this same setup, so the bar is identical whether you present in September or November. Re-teaching what the room already knows scores low by design; what's graded is the delta.</w:t>
       </w:r>
     </w:p>
     <w:p>
@@ -731,7 +731,7 @@
         <w:t>Don't:</w:t>
       </w:r>
       <w:r>
-        <w:t xml:space="preserve"> re-teach the case or replay my recording's points; read AI-generated slides you can't defend in Q&amp;A; let one member carry it.</w:t>
+        <w:t xml:space="preserve"> re-teach the case or replay the debrief's points; read AI-generated slides you can't defend in Q&amp;A; let one member carry it.</w:t>
       </w:r>
     </w:p>
     <w:p>
@@ -1395,7 +1395,7 @@
         <w:t>Mine the benchmark:</w:t>
       </w:r>
       <w:r>
-        <w:t xml:space="preserve"> feed your notes on my discussion recording to the AI and ask, "what did this discussion NOT cover that the case supports?" — that gap is your Round 1 presentation.</w:t>
+        <w:t xml:space="preserve"> take notes during the Monday debrief, feed them to the AI, and ask, "what did this discussion NOT cover that the case supports?" — that gap is your Round 1 presentation.</w:t>
       </w:r>
     </w:p>
     <w:p>

--- a/ibm4212/files/Team_Teaching_Brief.docx
+++ b/ibm4212/files/Team_Teaching_Brief.docx
@@ -15,7 +15,7 @@
         <w:rPr>
           <w:b/>
         </w:rPr>
-        <w:t>IBM4212 Marketing Problems — Fall 2026 · 40 points (12 case presentation + 8 extension presentation + 20 teaching-note report)</w:t>
+        <w:t>IBM4212 Marketing Problems — Fall 2026 · 40 points (12 case walkthrough + 8 extension presentation + 20 teaching-note report)</w:t>
       </w:r>
     </w:p>
     <w:p>
@@ -29,7 +29,7 @@
         <w:t>Round 1 (your case week):</w:t>
       </w:r>
       <w:r>
-        <w:t xml:space="preserve"> you go through the cycle as a student — tutor session, submission, the Monday live debrief — and two days later you teach the class something none of that covered. </w:t>
+        <w:t xml:space="preserve"> you go through the cycle as a student — tutor session, submission, the Monday live debrief — and two days later your team walks the class through its own case assignment: the best answer to each question and how AI helped you get there. </w:t>
       </w:r>
       <w:r>
         <w:rPr>
@@ -639,7 +639,7 @@
         <w:pStyle w:val="Heading2"/>
       </w:pPr>
       <w:r>
-        <w:t>Deliverable 1 — Case Presentation (the Wednesday of your case week, in class · 15 min + 10 min Q&amp;A · 12 pts)</w:t>
+        <w:t>Deliverable 1 — Team Case Walkthrough (the Wednesday of your case week, in class · 15 min + 10 min Q&amp;A · 12 pts)</w:t>
       </w:r>
     </w:p>
     <w:p>
@@ -647,10 +647,10 @@
         <w:rPr>
           <w:b/>
         </w:rPr>
-        <w:t>Your benchmark is my Monday live debrief of your case, and your job is to beat it.</w:t>
+        <w:t>What changed and why (Oct 12).</w:t>
       </w:r>
       <w:r>
-        <w:t xml:space="preserve"> By the time you present, everyone in the class has done your case and sat through that debrief. Every team gets this same setup, so the bar is identical whether you present in September or November. Re-teaching what the room already knows scores low by design; what's graded is the delta.</w:t>
+        <w:t xml:space="preserve"> Your mid-semester feedback asked for clearer guidance on this presentation. So the open-ended "beat my debrief" task is gone. Your team now presents its own case assignment: how each of you answered, which answer is best, and how AI helped you get there. The audience is the class, and the goal is to help everyone do better on the case assignments still to come. This is a new format, so I will grade it generously this term. Teams 1 and 2 presented in the earlier format and keep those scores.</w:t>
       </w:r>
     </w:p>
     <w:p>
@@ -658,69 +658,588 @@
         <w:rPr>
           <w:b/>
         </w:rPr>
-        <w:t>Must-haves:</w:t>
+        <w:t>What you already have.</w:t>
+      </w:r>
+      <w:r>
+        <w:t xml:space="preserve"> Every member has submitted the case assignment (Box A, Box B and Box C for each question, plus the tutor transcript) and has sat through Monday's live debrief. You build the walkthrough from those files. No new research is required.</w:t>
       </w:r>
     </w:p>
     <w:p>
       <w:pPr>
-        <w:pStyle w:val="ListBullet"/>
+        <w:pStyle w:val="Heading3"/>
       </w:pPr>
+      <w:r>
+        <w:t>Step 1 — Share your files (by Monday of your presentation week)</w:t>
+      </w:r>
+    </w:p>
+    <w:p>
+      <w:r>
+        <w:t>Each member shares their submitted .docx and transcript with the team. Read each other's work question by question before you meet.</w:t>
+      </w:r>
+    </w:p>
+    <w:p>
+      <w:pPr>
+        <w:pStyle w:val="Heading3"/>
+      </w:pPr>
+      <w:r>
+        <w:t>Step 2 — For each case question, prepare three beats</w:t>
+      </w:r>
+    </w:p>
+    <w:p>
+      <w:pPr>
+        <w:ind w:left="432" w:hanging="432"/>
+      </w:pPr>
+      <w:r>
+        <w:t>1.</w:t>
+        <w:tab/>
+      </w:r>
       <w:r>
         <w:rPr>
           <w:b/>
         </w:rPr>
-        <w:t>One insight beyond the recording and the debrief.</w:t>
+        <w:t>Where we started.</w:t>
       </w:r>
       <w:r>
-        <w:t xml:space="preserve"> The single sharpest thing your analysis revealed that my discussion and Monday's class didn't reach. Lead with it.</w:t>
+        <w:t xml:space="preserve"> One line per member from Box A: each person's first-take position. Show where the team agreed and where it split. Box A is not graded, so an honest wrong first take is useful here.</w:t>
       </w:r>
     </w:p>
     <w:p>
       <w:pPr>
-        <w:pStyle w:val="ListBullet"/>
+        <w:ind w:left="432" w:hanging="432"/>
       </w:pPr>
+      <w:r>
+        <w:t>2.</w:t>
+        <w:tab/>
+      </w:r>
       <w:r>
         <w:rPr>
           <w:b/>
         </w:rPr>
-        <w:t>Teach it, don't just announce it</w:t>
+        <w:t>The push.</w:t>
       </w:r>
       <w:r>
-        <w:t xml:space="preserve"> — case evidence with page cites, numbers on screen, a board plan or exhibit. Make the class </w:t>
+        <w:t xml:space="preserve"> One exchange from someone's transcript, shown on screen word for word, where the tutor challenged an answer and the answer got better. Say what changed and give its tag (evidence, structure, counterargument, math check, wording). Then, for at least one question in the walkthrough, show a suggestion a member </w:t>
       </w:r>
       <w:r>
         <w:rPr>
-          <w:i/>
+          <w:b/>
         </w:rPr>
-        <w:t>see</w:t>
+        <w:t>rejected</w:t>
       </w:r>
       <w:r>
-        <w:t xml:space="preserve"> why it matters.</w:t>
+        <w:t>, with the case-based reason and page.</w:t>
       </w:r>
     </w:p>
     <w:p>
       <w:pPr>
-        <w:pStyle w:val="ListBullet"/>
+        <w:ind w:left="432" w:hanging="432"/>
       </w:pPr>
+      <w:r>
+        <w:t>3.</w:t>
+        <w:tab/>
+      </w:r>
       <w:r>
         <w:rPr>
           <w:b/>
         </w:rPr>
-        <w:t>The disclosure beat:</w:t>
+        <w:t>Our best answer.</w:t>
       </w:r>
       <w:r>
-        <w:t xml:space="preserve"> one slide — how your team used AI to build this, and one thing it got confidently wrong that you caught.</w:t>
+        <w:t xml:space="preserve"> The answer your team now thinks is best. It can be one member's Box B or a combination of them. State the position in one sentence, name the framework (for example, Rogers' five factors), and give the two or three case facts, with page numbers, that carry it. If Monday's debrief confirmed or changed it, say so.</w:t>
+      </w:r>
+    </w:p>
+    <w:p>
+      <w:pPr>
+        <w:pStyle w:val="Heading3"/>
+      </w:pPr>
+      <w:r>
+        <w:t>Step 3 — Close with best practices for AI-assisted case work</w:t>
       </w:r>
     </w:p>
     <w:p>
       <w:r>
-        <w:rPr>
-          <w:b/>
-        </w:rPr>
-        <w:t>Timing is graded and enforced.</w:t>
+        <w:t>Three practices your team would give a classmate starting the next case. Each one points to a real moment in your transcripts. For example: a prompt that produced a useful challenge, the point where someone knew to stop, or a time the tutor was confidently wrong and the case proved it. Add one trap to avoid.</w:t>
       </w:r>
+    </w:p>
+    <w:p>
+      <w:pPr>
+        <w:pStyle w:val="Heading3"/>
+      </w:pPr>
       <w:r>
-        <w:t xml:space="preserve"> 15 minutes, hard stop, then 10 minutes of Q&amp;A. Running long eats your own Q&amp;A and your survey scores — rehearse to 13. Every member speaks; test the room's projection/screen-share setup beforehand.</w:t>
+        <w:t>Run of show (15 minutes)</w:t>
+      </w:r>
+    </w:p>
+    <w:tbl>
+      <w:tblPr>
+        <w:tblStyle w:val="TableGrid"/>
+        <w:tblW w:type="auto" w:w="0"/>
+        <w:tblLook w:firstColumn="1" w:firstRow="1" w:lastColumn="0" w:lastRow="0" w:noHBand="0" w:noVBand="1" w:val="04A0"/>
+      </w:tblPr>
+      <w:tblGrid>
+        <w:gridCol w:w="4968"/>
+        <w:gridCol w:w="4968"/>
+      </w:tblGrid>
+      <w:tr>
+        <w:tc>
+          <w:tcPr>
+            <w:tcW w:type="dxa" w:w="4968"/>
+          </w:tcPr>
+          <w:p>
+            <w:r>
+              <w:rPr>
+                <w:b/>
+                <w:sz w:val="19"/>
+              </w:rPr>
+            </w:r>
+            <w:r>
+              <w:rPr>
+                <w:b/>
+                <w:sz w:val="19"/>
+              </w:rPr>
+              <w:t>Minutes</w:t>
+            </w:r>
+          </w:p>
+        </w:tc>
+        <w:tc>
+          <w:tcPr>
+            <w:tcW w:type="dxa" w:w="4968"/>
+          </w:tcPr>
+          <w:p>
+            <w:r>
+              <w:rPr>
+                <w:b/>
+                <w:sz w:val="19"/>
+              </w:rPr>
+            </w:r>
+            <w:r>
+              <w:rPr>
+                <w:b/>
+                <w:sz w:val="19"/>
+              </w:rPr>
+              <w:t>Segment</w:t>
+            </w:r>
+          </w:p>
+        </w:tc>
+      </w:tr>
+      <w:tr>
+        <w:tc>
+          <w:tcPr>
+            <w:tcW w:type="dxa" w:w="4968"/>
+          </w:tcPr>
+          <w:p>
+            <w:r>
+              <w:rPr>
+                <w:sz w:val="19"/>
+              </w:rPr>
+            </w:r>
+            <w:r>
+              <w:rPr>
+                <w:sz w:val="19"/>
+              </w:rPr>
+              <w:t>0–1</w:t>
+            </w:r>
+          </w:p>
+        </w:tc>
+        <w:tc>
+          <w:tcPr>
+            <w:tcW w:type="dxa" w:w="4968"/>
+          </w:tcPr>
+          <w:p>
+            <w:r>
+              <w:rPr>
+                <w:sz w:val="19"/>
+              </w:rPr>
+            </w:r>
+            <w:r>
+              <w:rPr>
+                <w:sz w:val="19"/>
+              </w:rPr>
+              <w:t>Your team's one-line takeaway from the case</w:t>
+            </w:r>
+          </w:p>
+        </w:tc>
+      </w:tr>
+      <w:tr>
+        <w:tc>
+          <w:tcPr>
+            <w:tcW w:type="dxa" w:w="4968"/>
+          </w:tcPr>
+          <w:p>
+            <w:r>
+              <w:rPr>
+                <w:sz w:val="19"/>
+              </w:rPr>
+            </w:r>
+            <w:r>
+              <w:rPr>
+                <w:sz w:val="19"/>
+              </w:rPr>
+              <w:t>1–12</w:t>
+            </w:r>
+          </w:p>
+        </w:tc>
+        <w:tc>
+          <w:tcPr>
+            <w:tcW w:type="dxa" w:w="4968"/>
+          </w:tcPr>
+          <w:p>
+            <w:r>
+              <w:rPr>
+                <w:sz w:val="19"/>
+              </w:rPr>
+            </w:r>
+            <w:r>
+              <w:rPr>
+                <w:sz w:val="19"/>
+              </w:rPr>
+              <w:t>Question by question: where we started → the push → our best answer (about 3–4 minutes each)</w:t>
+            </w:r>
+          </w:p>
+        </w:tc>
+      </w:tr>
+      <w:tr>
+        <w:tc>
+          <w:tcPr>
+            <w:tcW w:type="dxa" w:w="4968"/>
+          </w:tcPr>
+          <w:p>
+            <w:r>
+              <w:rPr>
+                <w:sz w:val="19"/>
+              </w:rPr>
+            </w:r>
+            <w:r>
+              <w:rPr>
+                <w:sz w:val="19"/>
+              </w:rPr>
+              <w:t>12–15</w:t>
+            </w:r>
+          </w:p>
+        </w:tc>
+        <w:tc>
+          <w:tcPr>
+            <w:tcW w:type="dxa" w:w="4968"/>
+          </w:tcPr>
+          <w:p>
+            <w:r>
+              <w:rPr>
+                <w:sz w:val="19"/>
+              </w:rPr>
+            </w:r>
+            <w:r>
+              <w:rPr>
+                <w:sz w:val="19"/>
+              </w:rPr>
+              <w:t>Best practices and one trap</w:t>
+            </w:r>
+          </w:p>
+        </w:tc>
+      </w:tr>
+      <w:tr>
+        <w:tc>
+          <w:tcPr>
+            <w:tcW w:type="dxa" w:w="4968"/>
+          </w:tcPr>
+          <w:p>
+            <w:r>
+              <w:rPr>
+                <w:sz w:val="19"/>
+              </w:rPr>
+            </w:r>
+            <w:r>
+              <w:rPr>
+                <w:sz w:val="19"/>
+              </w:rPr>
+              <w:t>15–25</w:t>
+            </w:r>
+          </w:p>
+        </w:tc>
+        <w:tc>
+          <w:tcPr>
+            <w:tcW w:type="dxa" w:w="4968"/>
+          </w:tcPr>
+          <w:p>
+            <w:r>
+              <w:rPr>
+                <w:sz w:val="19"/>
+              </w:rPr>
+            </w:r>
+            <w:r>
+              <w:rPr>
+                <w:sz w:val="19"/>
+              </w:rPr>
+              <w:t>Q&amp;A</w:t>
+            </w:r>
+          </w:p>
+        </w:tc>
+      </w:tr>
+    </w:tbl>
+    <w:p/>
+    <w:p>
+      <w:r>
+        <w:t>Every member speaks. Rehearse to 13 minutes. Show the boxes and transcript excerpts on screen. Slides are optional: you may present straight from the documents. An opener with outside facts or a short video is welcome if it serves the case, but keep it within the 15 minutes.</w:t>
+      </w:r>
+    </w:p>
+    <w:p>
+      <w:pPr>
+        <w:pStyle w:val="Heading3"/>
+      </w:pPr>
+      <w:r>
+        <w:t>How you're graded (12 pts)</w:t>
+      </w:r>
+    </w:p>
+    <w:p>
+      <w:r>
+        <w:t>The class rates the walkthrough on a Google Form, 1–5 on each dimension:</w:t>
+      </w:r>
+    </w:p>
+    <w:tbl>
+      <w:tblPr>
+        <w:tblStyle w:val="TableGrid"/>
+        <w:tblW w:type="auto" w:w="0"/>
+        <w:tblLook w:firstColumn="1" w:firstRow="1" w:lastColumn="0" w:lastRow="0" w:noHBand="0" w:noVBand="1" w:val="04A0"/>
+      </w:tblPr>
+      <w:tblGrid>
+        <w:gridCol w:w="4968"/>
+        <w:gridCol w:w="4968"/>
+      </w:tblGrid>
+      <w:tr>
+        <w:tc>
+          <w:tcPr>
+            <w:tcW w:type="dxa" w:w="4968"/>
+          </w:tcPr>
+          <w:p>
+            <w:r>
+              <w:rPr>
+                <w:b/>
+                <w:sz w:val="19"/>
+              </w:rPr>
+            </w:r>
+            <w:r>
+              <w:rPr>
+                <w:b/>
+                <w:sz w:val="19"/>
+              </w:rPr>
+              <w:t>Dimension</w:t>
+            </w:r>
+          </w:p>
+        </w:tc>
+        <w:tc>
+          <w:tcPr>
+            <w:tcW w:type="dxa" w:w="4968"/>
+          </w:tcPr>
+          <w:p>
+            <w:r>
+              <w:rPr>
+                <w:b/>
+                <w:sz w:val="19"/>
+              </w:rPr>
+            </w:r>
+            <w:r>
+              <w:rPr>
+                <w:b/>
+                <w:sz w:val="19"/>
+              </w:rPr>
+              <w:t>Strong work looks like</w:t>
+            </w:r>
+          </w:p>
+        </w:tc>
+      </w:tr>
+      <w:tr>
+        <w:tc>
+          <w:tcPr>
+            <w:tcW w:type="dxa" w:w="4968"/>
+          </w:tcPr>
+          <w:p>
+            <w:r>
+              <w:rPr>
+                <w:sz w:val="19"/>
+              </w:rPr>
+            </w:r>
+            <w:r>
+              <w:rPr>
+                <w:sz w:val="19"/>
+              </w:rPr>
+              <w:t>Best answer per question</w:t>
+            </w:r>
+          </w:p>
+        </w:tc>
+        <w:tc>
+          <w:tcPr>
+            <w:tcW w:type="dxa" w:w="4968"/>
+          </w:tcPr>
+          <w:p>
+            <w:r>
+              <w:rPr>
+                <w:sz w:val="19"/>
+              </w:rPr>
+            </w:r>
+            <w:r>
+              <w:rPr>
+                <w:sz w:val="19"/>
+              </w:rPr>
+              <w:t>A clear position, the right framework, and case evidence with page numbers for every question</w:t>
+            </w:r>
+          </w:p>
+        </w:tc>
+      </w:tr>
+      <w:tr>
+        <w:tc>
+          <w:tcPr>
+            <w:tcW w:type="dxa" w:w="4968"/>
+          </w:tcPr>
+          <w:p>
+            <w:r>
+              <w:rPr>
+                <w:sz w:val="19"/>
+              </w:rPr>
+            </w:r>
+            <w:r>
+              <w:rPr>
+                <w:sz w:val="19"/>
+              </w:rPr>
+              <w:t>Honest comparison</w:t>
+            </w:r>
+          </w:p>
+        </w:tc>
+        <w:tc>
+          <w:tcPr>
+            <w:tcW w:type="dxa" w:w="4968"/>
+          </w:tcPr>
+          <w:p>
+            <w:r>
+              <w:rPr>
+                <w:sz w:val="19"/>
+              </w:rPr>
+            </w:r>
+            <w:r>
+              <w:rPr>
+                <w:sz w:val="19"/>
+              </w:rPr>
+              <w:t>Real differences among members shown, and a reason why the best answer won</w:t>
+            </w:r>
+          </w:p>
+        </w:tc>
+      </w:tr>
+      <w:tr>
+        <w:tc>
+          <w:tcPr>
+            <w:tcW w:type="dxa" w:w="4968"/>
+          </w:tcPr>
+          <w:p>
+            <w:r>
+              <w:rPr>
+                <w:sz w:val="19"/>
+              </w:rPr>
+            </w:r>
+            <w:r>
+              <w:rPr>
+                <w:sz w:val="19"/>
+              </w:rPr>
+              <w:t>AI practice shown</w:t>
+            </w:r>
+          </w:p>
+        </w:tc>
+        <w:tc>
+          <w:tcPr>
+            <w:tcW w:type="dxa" w:w="4968"/>
+          </w:tcPr>
+          <w:p>
+            <w:r>
+              <w:rPr>
+                <w:sz w:val="19"/>
+              </w:rPr>
+            </w:r>
+            <w:r>
+              <w:rPr>
+                <w:sz w:val="19"/>
+              </w:rPr>
+              <w:t>Real transcript excerpts on screen: at least one push that improved an answer and one reasoned rejection</w:t>
+            </w:r>
+          </w:p>
+        </w:tc>
+      </w:tr>
+      <w:tr>
+        <w:tc>
+          <w:tcPr>
+            <w:tcW w:type="dxa" w:w="4968"/>
+          </w:tcPr>
+          <w:p>
+            <w:r>
+              <w:rPr>
+                <w:sz w:val="19"/>
+              </w:rPr>
+            </w:r>
+            <w:r>
+              <w:rPr>
+                <w:sz w:val="19"/>
+              </w:rPr>
+              <w:t>Useful for the next case</w:t>
+            </w:r>
+          </w:p>
+        </w:tc>
+        <w:tc>
+          <w:tcPr>
+            <w:tcW w:type="dxa" w:w="4968"/>
+          </w:tcPr>
+          <w:p>
+            <w:r>
+              <w:rPr>
+                <w:sz w:val="19"/>
+              </w:rPr>
+            </w:r>
+            <w:r>
+              <w:rPr>
+                <w:sz w:val="19"/>
+              </w:rPr>
+              <w:t>Practices a classmate can apply on the next assignment</w:t>
+            </w:r>
+          </w:p>
+        </w:tc>
+      </w:tr>
+      <w:tr>
+        <w:tc>
+          <w:tcPr>
+            <w:tcW w:type="dxa" w:w="4968"/>
+          </w:tcPr>
+          <w:p>
+            <w:r>
+              <w:rPr>
+                <w:sz w:val="19"/>
+              </w:rPr>
+            </w:r>
+            <w:r>
+              <w:rPr>
+                <w:sz w:val="19"/>
+              </w:rPr>
+              <w:t>Delivery and time</w:t>
+            </w:r>
+          </w:p>
+        </w:tc>
+        <w:tc>
+          <w:tcPr>
+            <w:tcW w:type="dxa" w:w="4968"/>
+          </w:tcPr>
+          <w:p>
+            <w:r>
+              <w:rPr>
+                <w:sz w:val="19"/>
+              </w:rPr>
+            </w:r>
+            <w:r>
+              <w:rPr>
+                <w:sz w:val="19"/>
+              </w:rPr>
+              <w:t>Inside 15 minutes, every member speaks, questions in Q&amp;A answered</w:t>
+            </w:r>
+          </w:p>
+        </w:tc>
+      </w:tr>
+    </w:tbl>
+    <w:p/>
+    <w:p>
+      <w:r>
+        <w:t>Your score is the survey average scaled to 12 points, moderated by me (up to ±10% for an uneven split of the work, informed by a short within-team peer check). Own-team ballots are excluded.</w:t>
       </w:r>
     </w:p>
     <w:p>
@@ -731,7 +1250,7 @@
         <w:t>Don't:</w:t>
       </w:r>
       <w:r>
-        <w:t xml:space="preserve"> re-teach the case or replay the debrief's points; read AI-generated slides you can't defend in Q&amp;A; let one member carry it.</w:t>
+        <w:t xml:space="preserve"> read Box B aloud without showing how you got there. Don't paraphrase the push when you can show it. Don't present an answer no member wrote or defended. The publisher's teaching note is still off-limits.</w:t>
       </w:r>
     </w:p>
     <w:p>
@@ -1073,6 +1592,51 @@
               <w:rPr>
                 <w:sz w:val="19"/>
               </w:rPr>
+              <w:t>Mon of your case's debrief</w:t>
+            </w:r>
+          </w:p>
+        </w:tc>
+        <w:tc>
+          <w:tcPr>
+            <w:tcW w:type="dxa" w:w="4968"/>
+          </w:tcPr>
+          <w:p>
+            <w:r>
+              <w:rPr>
+                <w:sz w:val="19"/>
+              </w:rPr>
+            </w:r>
+            <w:r>
+              <w:rPr>
+                <w:b/>
+                <w:sz w:val="19"/>
+              </w:rPr>
+              <w:t>Share your submitted files with your team</w:t>
+            </w:r>
+            <w:r>
+              <w:rPr>
+                <w:sz w:val="19"/>
+              </w:rPr>
+              <w:t xml:space="preserve"> (Team 3: Mon Oct 19 · Team 4: Mon Nov 2)</w:t>
+            </w:r>
+          </w:p>
+        </w:tc>
+      </w:tr>
+      <w:tr>
+        <w:tc>
+          <w:tcPr>
+            <w:tcW w:type="dxa" w:w="4968"/>
+          </w:tcPr>
+          <w:p>
+            <w:r>
+              <w:rPr>
+                <w:sz w:val="19"/>
+              </w:rPr>
+            </w:r>
+            <w:r>
+              <w:rPr>
+                <w:sz w:val="19"/>
+              </w:rPr>
               <w:t>Wed of your case week</w:t>
             </w:r>
           </w:p>
@@ -1092,7 +1656,7 @@
                 <w:b/>
                 <w:sz w:val="19"/>
               </w:rPr>
-              <w:t>Round 1: Case Presentation</w:t>
+              <w:t>Round 1: Case Walkthrough</w:t>
             </w:r>
             <w:r>
               <w:rPr>
@@ -1339,13 +1903,40 @@
         <w:t>Presentations (12 + 8 = 20 pts):</w:t>
       </w:r>
       <w:r>
-        <w:t xml:space="preserve"> the class rates each round on a Google Form on five dimensions (1–5): </w:t>
+        <w:t xml:space="preserve"> the class rates each round on a Google Form, 1–5 on five dimensions. </w:t>
+      </w:r>
+      <w:r>
+        <w:rPr>
+          <w:b/>
+        </w:rPr>
+        <w:t>Round 1 (case walkthrough):</w:t>
+      </w:r>
+      <w:r>
+        <w:t xml:space="preserve"> </w:t>
       </w:r>
       <w:r>
         <w:rPr>
           <w:i/>
         </w:rPr>
-        <w:t>insight beyond what the class already had · accuracy &amp; rigor (evidence, numbers — and in Round 2, a real map actually interrogated) · AI leverage, disclosed · delivery &amp; organization (inside the time limit, every member contributes) · Q&amp;A command.</w:t>
+        <w:t>best answer per question · honest comparison · AI practice shown · useful for the next case · delivery and time</w:t>
+      </w:r>
+      <w:r>
+        <w:t xml:space="preserve"> (details under Deliverable 1). </w:t>
+      </w:r>
+      <w:r>
+        <w:rPr>
+          <w:b/>
+        </w:rPr>
+        <w:t>Round 2 (extension):</w:t>
+      </w:r>
+      <w:r>
+        <w:t xml:space="preserve"> </w:t>
+      </w:r>
+      <w:r>
+        <w:rPr>
+          <w:i/>
+        </w:rPr>
+        <w:t>insight beyond what the class already had · accuracy &amp; rigor (a real map actually interrogated) · AI leverage, disclosed · delivery &amp; organization (inside the time limit, every member contributes) · Q&amp;A command.</w:t>
       </w:r>
       <w:r>
         <w:t xml:space="preserve"> Own-team ballots are excluded. Each round's score = survey average scaled to that round's points, moderated by me (up to ±10% for observed contribution imbalance, informed by a brief within-team peer-check). Missing your own presentation without an excused absence = zero on that individual share.</w:t>
@@ -1392,10 +1983,10 @@
         <w:rPr>
           <w:b/>
         </w:rPr>
-        <w:t>Mine the benchmark:</w:t>
+        <w:t>Mine your own transcripts:</w:t>
       </w:r>
       <w:r>
-        <w:t xml:space="preserve"> take notes during the Monday debrief, feed them to the AI, and ask, "what did this discussion NOT cover that the case supports?" — that gap is your Round 1 presentation.</w:t>
+        <w:t xml:space="preserve"> before your team meets, each member picks the exchange where the tutor's push most improved an answer, and the suggestion they rejected. Those are the excerpts your Round 1 walkthrough shows on screen.</w:t>
       </w:r>
     </w:p>
     <w:p>
@@ -1437,7 +2028,7 @@
         <w:t>Disclose it:</w:t>
       </w:r>
       <w:r>
-        <w:t xml:space="preserve"> the disclosure slide is a must-have in both rounds, and the co-authorship appendix is a graded section of the report.</w:t>
+        <w:t xml:space="preserve"> in Round 1 the transcript excerpts are the disclosure; in Round 2 a disclosure slide is a must-have; the co-authorship appendix is a graded section of the report.</w:t>
       </w:r>
     </w:p>
     <w:p>

--- a/ibm4212/files/Team_Teaching_Brief.docx
+++ b/ibm4212/files/Team_Teaching_Brief.docx
@@ -513,7 +513,7 @@
               <w:rPr>
                 <w:sz w:val="19"/>
               </w:rPr>
-              <w:t>Oct 26 – Nov 2</w:t>
+              <w:t>Nov 2 – Nov 16 (due Sun Nov 8)</w:t>
             </w:r>
           </w:p>
         </w:tc>
@@ -532,7 +532,7 @@
                 <w:b/>
                 <w:sz w:val="19"/>
               </w:rPr>
-              <w:t>Wed Nov 4</w:t>
+              <w:t>Mon Nov 16</w:t>
             </w:r>
           </w:p>
         </w:tc>
@@ -1617,7 +1617,7 @@
               <w:rPr>
                 <w:sz w:val="19"/>
               </w:rPr>
-              <w:t xml:space="preserve"> (Team 3: Mon Oct 19 · Team 4: Mon Nov 2)</w:t>
+              <w:t xml:space="preserve"> (Team 3: Mon Oct 19 · Team 4: Mon Nov 9)</w:t>
             </w:r>
           </w:p>
         </w:tc>
@@ -1662,7 +1662,20 @@
               <w:rPr>
                 <w:sz w:val="19"/>
               </w:rPr>
-              <w:t xml:space="preserve"> (Sep 23 · Oct 7 · Oct 21 · Nov 4) + class survey</w:t>
+              <w:t xml:space="preserve"> (Sep 23 · Oct 7 · Oct 21 · </w:t>
+            </w:r>
+            <w:r>
+              <w:rPr>
+                <w:b/>
+                <w:sz w:val="19"/>
+              </w:rPr>
+              <w:t>Mon Nov 16</w:t>
+            </w:r>
+            <w:r>
+              <w:rPr>
+                <w:sz w:val="19"/>
+              </w:rPr>
+              <w:t xml:space="preserve"> for Team 4, moved with the Chunlei due date) + class survey</w:t>
             </w:r>
           </w:p>
         </w:tc>
